--- a/Hassan-Ismail-Resume.docx
+++ b/Hassan-Ismail-Resume.docx
@@ -285,7 +285,7 @@
           <w:sz w:val="18"/>
           <w:szCs w:val="18"/>
         </w:rPr>
-        <w:t xml:space="preserve">	Aug – Sep 2026</w:t>
+        <w:t xml:space="preserve">	Aug 4 – 31, 2026</w:t>
       </w:r>
     </w:p>
     <w:p>
